--- a/Documenti finali/ANALISI_Identita-Profilazione-IAM_v0.5.docx
+++ b/Documenti finali/ANALISI_Identita-Profilazione-IAM_v0.5.docx
@@ -781,7 +781,13 @@
               <w:rPr>
                 <w:lang w:val="it-IT"/>
               </w:rPr>
-              <w:t>0.4</w:t>
+              <w:t>0.</w:t>
+            </w:r>
+            <w:r>
+              <w:rPr>
+                <w:lang w:val="it-IT"/>
+              </w:rPr>
+              <w:t>5</w:t>
             </w:r>
           </w:p>
         </w:tc>
@@ -845,7 +851,13 @@
               <w:rPr>
                 <w:lang w:val="it-IT"/>
               </w:rPr>
-              <w:t>ANALISI_Identita-Profilazione-IAM_v0.4</w:t>
+              <w:t>ANALISI_Identita-Profilazione-IAM_v0.</w:t>
+            </w:r>
+            <w:r>
+              <w:rPr>
+                <w:lang w:val="it-IT"/>
+              </w:rPr>
+              <w:t>5</w:t>
             </w:r>
           </w:p>
         </w:tc>
@@ -2164,7 +2176,7 @@
             </w:rPr>
             <w:fldChar w:fldCharType="separate"/>
           </w:r>
-          <w:hyperlink w:anchor="_Toc242794388" w:history="1">
+          <w:hyperlink w:anchor="_Toc242796230" w:history="1">
             <w:r>
               <w:rPr>
                 <w:rStyle w:val="Collegamentoipertestuale"/>
@@ -2208,7 +2220,7 @@
                 <w:noProof/>
                 <w:webHidden/>
               </w:rPr>
-              <w:instrText xml:space="preserve"> PAGEREF _Toc242794388 \h </w:instrText>
+              <w:instrText xml:space="preserve"> PAGEREF _Toc242796230 \h </w:instrText>
             </w:r>
             <w:r>
               <w:rPr>
@@ -2252,7 +2264,7 @@
               <w:lang w:val="it-IT" w:eastAsia="it-IT"/>
             </w:rPr>
           </w:pPr>
-          <w:hyperlink w:anchor="_Toc242794389" w:history="1">
+          <w:hyperlink w:anchor="_Toc242796231" w:history="1">
             <w:r>
               <w:rPr>
                 <w:rStyle w:val="Collegamentoipertestuale"/>
@@ -2296,7 +2308,7 @@
                 <w:noProof/>
                 <w:webHidden/>
               </w:rPr>
-              <w:instrText xml:space="preserve"> PAGEREF _Toc242794389 \h </w:instrText>
+              <w:instrText xml:space="preserve"> PAGEREF _Toc242796231 \h </w:instrText>
             </w:r>
             <w:r>
               <w:rPr>
@@ -2340,7 +2352,7 @@
               <w:lang w:val="it-IT" w:eastAsia="it-IT"/>
             </w:rPr>
           </w:pPr>
-          <w:hyperlink w:anchor="_Toc242794390" w:history="1">
+          <w:hyperlink w:anchor="_Toc242796232" w:history="1">
             <w:r>
               <w:rPr>
                 <w:rStyle w:val="Collegamentoipertestuale"/>
@@ -2384,7 +2396,7 @@
                 <w:noProof/>
                 <w:webHidden/>
               </w:rPr>
-              <w:instrText xml:space="preserve"> PAGEREF _Toc242794390 \h </w:instrText>
+              <w:instrText xml:space="preserve"> PAGEREF _Toc242796232 \h </w:instrText>
             </w:r>
             <w:r>
               <w:rPr>
@@ -2428,7 +2440,7 @@
               <w:lang w:val="it-IT" w:eastAsia="it-IT"/>
             </w:rPr>
           </w:pPr>
-          <w:hyperlink w:anchor="_Toc242794391" w:history="1">
+          <w:hyperlink w:anchor="_Toc242796233" w:history="1">
             <w:r>
               <w:rPr>
                 <w:rStyle w:val="Collegamentoipertestuale"/>
@@ -2472,7 +2484,7 @@
                 <w:noProof/>
                 <w:webHidden/>
               </w:rPr>
-              <w:instrText xml:space="preserve"> PAGEREF _Toc242794391 \h </w:instrText>
+              <w:instrText xml:space="preserve"> PAGEREF _Toc242796233 \h </w:instrText>
             </w:r>
             <w:r>
               <w:rPr>
@@ -2516,7 +2528,7 @@
               <w:lang w:val="it-IT" w:eastAsia="it-IT"/>
             </w:rPr>
           </w:pPr>
-          <w:hyperlink w:anchor="_Toc242794392" w:history="1">
+          <w:hyperlink w:anchor="_Toc242796234" w:history="1">
             <w:r>
               <w:rPr>
                 <w:rStyle w:val="Collegamentoipertestuale"/>
@@ -2560,7 +2572,7 @@
                 <w:noProof/>
                 <w:webHidden/>
               </w:rPr>
-              <w:instrText xml:space="preserve"> PAGEREF _Toc242794392 \h </w:instrText>
+              <w:instrText xml:space="preserve"> PAGEREF _Toc242796234 \h </w:instrText>
             </w:r>
             <w:r>
               <w:rPr>
@@ -2604,7 +2616,7 @@
               <w:lang w:val="it-IT" w:eastAsia="it-IT"/>
             </w:rPr>
           </w:pPr>
-          <w:hyperlink w:anchor="_Toc242794393" w:history="1">
+          <w:hyperlink w:anchor="_Toc242796235" w:history="1">
             <w:r>
               <w:rPr>
                 <w:rStyle w:val="Collegamentoipertestuale"/>
@@ -2648,7 +2660,7 @@
                 <w:noProof/>
                 <w:webHidden/>
               </w:rPr>
-              <w:instrText xml:space="preserve"> PAGEREF _Toc242794393 \h </w:instrText>
+              <w:instrText xml:space="preserve"> PAGEREF _Toc242796235 \h </w:instrText>
             </w:r>
             <w:r>
               <w:rPr>
@@ -2692,7 +2704,7 @@
               <w:lang w:val="it-IT" w:eastAsia="it-IT"/>
             </w:rPr>
           </w:pPr>
-          <w:hyperlink w:anchor="_Toc242794394" w:history="1">
+          <w:hyperlink w:anchor="_Toc242796236" w:history="1">
             <w:r>
               <w:rPr>
                 <w:rStyle w:val="Collegamentoipertestuale"/>
@@ -2736,7 +2748,7 @@
                 <w:noProof/>
                 <w:webHidden/>
               </w:rPr>
-              <w:instrText xml:space="preserve"> PAGEREF _Toc242794394 \h </w:instrText>
+              <w:instrText xml:space="preserve"> PAGEREF _Toc242796236 \h </w:instrText>
             </w:r>
             <w:r>
               <w:rPr>
@@ -2780,7 +2792,7 @@
               <w:lang w:val="it-IT" w:eastAsia="it-IT"/>
             </w:rPr>
           </w:pPr>
-          <w:hyperlink w:anchor="_Toc242794395" w:history="1">
+          <w:hyperlink w:anchor="_Toc242796237" w:history="1">
             <w:r>
               <w:rPr>
                 <w:rStyle w:val="Collegamentoipertestuale"/>
@@ -2824,7 +2836,7 @@
                 <w:noProof/>
                 <w:webHidden/>
               </w:rPr>
-              <w:instrText xml:space="preserve"> PAGEREF _Toc242794395 \h </w:instrText>
+              <w:instrText xml:space="preserve"> PAGEREF _Toc242796237 \h </w:instrText>
             </w:r>
             <w:r>
               <w:rPr>
@@ -2868,7 +2880,7 @@
               <w:lang w:val="it-IT" w:eastAsia="it-IT"/>
             </w:rPr>
           </w:pPr>
-          <w:hyperlink w:anchor="_Toc242794396" w:history="1">
+          <w:hyperlink w:anchor="_Toc242796238" w:history="1">
             <w:r>
               <w:rPr>
                 <w:rStyle w:val="Collegamentoipertestuale"/>
@@ -2912,7 +2924,7 @@
                 <w:noProof/>
                 <w:webHidden/>
               </w:rPr>
-              <w:instrText xml:space="preserve"> PAGEREF _Toc242794396 \h </w:instrText>
+              <w:instrText xml:space="preserve"> PAGEREF _Toc242796238 \h </w:instrText>
             </w:r>
             <w:r>
               <w:rPr>
@@ -2956,7 +2968,7 @@
               <w:lang w:val="it-IT" w:eastAsia="it-IT"/>
             </w:rPr>
           </w:pPr>
-          <w:hyperlink w:anchor="_Toc242794397" w:history="1">
+          <w:hyperlink w:anchor="_Toc242796239" w:history="1">
             <w:r>
               <w:rPr>
                 <w:rStyle w:val="Collegamentoipertestuale"/>
@@ -3000,7 +3012,7 @@
                 <w:noProof/>
                 <w:webHidden/>
               </w:rPr>
-              <w:instrText xml:space="preserve"> PAGEREF _Toc242794397 \h </w:instrText>
+              <w:instrText xml:space="preserve"> PAGEREF _Toc242796239 \h </w:instrText>
             </w:r>
             <w:r>
               <w:rPr>
@@ -3044,7 +3056,7 @@
               <w:lang w:val="it-IT" w:eastAsia="it-IT"/>
             </w:rPr>
           </w:pPr>
-          <w:hyperlink w:anchor="_Toc242794398" w:history="1">
+          <w:hyperlink w:anchor="_Toc242796240" w:history="1">
             <w:r>
               <w:rPr>
                 <w:rStyle w:val="Collegamentoipertestuale"/>
@@ -3088,7 +3100,7 @@
                 <w:noProof/>
                 <w:webHidden/>
               </w:rPr>
-              <w:instrText xml:space="preserve"> PAGEREF _Toc242794398 \h </w:instrText>
+              <w:instrText xml:space="preserve"> PAGEREF _Toc242796240 \h </w:instrText>
             </w:r>
             <w:r>
               <w:rPr>
@@ -3132,7 +3144,7 @@
               <w:lang w:val="it-IT" w:eastAsia="it-IT"/>
             </w:rPr>
           </w:pPr>
-          <w:hyperlink w:anchor="_Toc242794399" w:history="1">
+          <w:hyperlink w:anchor="_Toc242796241" w:history="1">
             <w:r>
               <w:rPr>
                 <w:rStyle w:val="Collegamentoipertestuale"/>
@@ -3176,7 +3188,7 @@
                 <w:noProof/>
                 <w:webHidden/>
               </w:rPr>
-              <w:instrText xml:space="preserve"> PAGEREF _Toc242794399 \h </w:instrText>
+              <w:instrText xml:space="preserve"> PAGEREF _Toc242796241 \h </w:instrText>
             </w:r>
             <w:r>
               <w:rPr>
@@ -3220,7 +3232,7 @@
               <w:lang w:val="it-IT" w:eastAsia="it-IT"/>
             </w:rPr>
           </w:pPr>
-          <w:hyperlink w:anchor="_Toc242794400" w:history="1">
+          <w:hyperlink w:anchor="_Toc242796242" w:history="1">
             <w:r>
               <w:rPr>
                 <w:rStyle w:val="Collegamentoipertestuale"/>
@@ -3264,7 +3276,7 @@
                 <w:noProof/>
                 <w:webHidden/>
               </w:rPr>
-              <w:instrText xml:space="preserve"> PAGEREF _Toc242794400 \h </w:instrText>
+              <w:instrText xml:space="preserve"> PAGEREF _Toc242796242 \h </w:instrText>
             </w:r>
             <w:r>
               <w:rPr>
@@ -3308,7 +3320,7 @@
               <w:lang w:val="it-IT" w:eastAsia="it-IT"/>
             </w:rPr>
           </w:pPr>
-          <w:hyperlink w:anchor="_Toc242794401" w:history="1">
+          <w:hyperlink w:anchor="_Toc242796243" w:history="1">
             <w:r>
               <w:rPr>
                 <w:rStyle w:val="Collegamentoipertestuale"/>
@@ -3352,7 +3364,7 @@
                 <w:noProof/>
                 <w:webHidden/>
               </w:rPr>
-              <w:instrText xml:space="preserve"> PAGEREF _Toc242794401 \h </w:instrText>
+              <w:instrText xml:space="preserve"> PAGEREF _Toc242796243 \h </w:instrText>
             </w:r>
             <w:r>
               <w:rPr>
@@ -3396,7 +3408,7 @@
               <w:lang w:val="it-IT" w:eastAsia="it-IT"/>
             </w:rPr>
           </w:pPr>
-          <w:hyperlink w:anchor="_Toc242794402" w:history="1">
+          <w:hyperlink w:anchor="_Toc242796244" w:history="1">
             <w:r>
               <w:rPr>
                 <w:rStyle w:val="Collegamentoipertestuale"/>
@@ -3440,7 +3452,7 @@
                 <w:noProof/>
                 <w:webHidden/>
               </w:rPr>
-              <w:instrText xml:space="preserve"> PAGEREF _Toc242794402 \h </w:instrText>
+              <w:instrText xml:space="preserve"> PAGEREF _Toc242796244 \h </w:instrText>
             </w:r>
             <w:r>
               <w:rPr>
@@ -3484,7 +3496,7 @@
               <w:lang w:val="it-IT" w:eastAsia="it-IT"/>
             </w:rPr>
           </w:pPr>
-          <w:hyperlink w:anchor="_Toc242794403" w:history="1">
+          <w:hyperlink w:anchor="_Toc242796245" w:history="1">
             <w:r>
               <w:rPr>
                 <w:rStyle w:val="Collegamentoipertestuale"/>
@@ -3528,7 +3540,7 @@
                 <w:noProof/>
                 <w:webHidden/>
               </w:rPr>
-              <w:instrText xml:space="preserve"> PAGEREF _Toc242794403 \h </w:instrText>
+              <w:instrText xml:space="preserve"> PAGEREF _Toc242796245 \h </w:instrText>
             </w:r>
             <w:r>
               <w:rPr>
@@ -3572,7 +3584,7 @@
               <w:lang w:val="it-IT" w:eastAsia="it-IT"/>
             </w:rPr>
           </w:pPr>
-          <w:hyperlink w:anchor="_Toc242794404" w:history="1">
+          <w:hyperlink w:anchor="_Toc242796246" w:history="1">
             <w:r>
               <w:rPr>
                 <w:rStyle w:val="Collegamentoipertestuale"/>
@@ -3618,7 +3630,7 @@
                 <w:noProof/>
                 <w:webHidden/>
               </w:rPr>
-              <w:instrText xml:space="preserve"> PAGEREF _Toc242794404 \h </w:instrText>
+              <w:instrText xml:space="preserve"> PAGEREF _Toc242796246 \h </w:instrText>
             </w:r>
             <w:r>
               <w:rPr>
@@ -3662,7 +3674,7 @@
               <w:lang w:val="it-IT" w:eastAsia="it-IT"/>
             </w:rPr>
           </w:pPr>
-          <w:hyperlink w:anchor="_Toc242794405" w:history="1">
+          <w:hyperlink w:anchor="_Toc242796247" w:history="1">
             <w:r>
               <w:rPr>
                 <w:rStyle w:val="Collegamentoipertestuale"/>
@@ -3708,7 +3720,7 @@
                 <w:noProof/>
                 <w:webHidden/>
               </w:rPr>
-              <w:instrText xml:space="preserve"> PAGEREF _Toc242794405 \h </w:instrText>
+              <w:instrText xml:space="preserve"> PAGEREF _Toc242796247 \h </w:instrText>
             </w:r>
             <w:r>
               <w:rPr>
@@ -3752,7 +3764,7 @@
               <w:lang w:val="it-IT" w:eastAsia="it-IT"/>
             </w:rPr>
           </w:pPr>
-          <w:hyperlink w:anchor="_Toc242794406" w:history="1">
+          <w:hyperlink w:anchor="_Toc242796248" w:history="1">
             <w:r>
               <w:rPr>
                 <w:rStyle w:val="Collegamentoipertestuale"/>
@@ -3798,7 +3810,7 @@
                 <w:noProof/>
                 <w:webHidden/>
               </w:rPr>
-              <w:instrText xml:space="preserve"> PAGEREF _Toc242794406 \h </w:instrText>
+              <w:instrText xml:space="preserve"> PAGEREF _Toc242796248 \h </w:instrText>
             </w:r>
             <w:r>
               <w:rPr>
@@ -3842,7 +3854,7 @@
               <w:lang w:val="it-IT" w:eastAsia="it-IT"/>
             </w:rPr>
           </w:pPr>
-          <w:hyperlink w:anchor="_Toc242794407" w:history="1">
+          <w:hyperlink w:anchor="_Toc242796249" w:history="1">
             <w:r>
               <w:rPr>
                 <w:rStyle w:val="Collegamentoipertestuale"/>
@@ -3888,7 +3900,7 @@
                 <w:noProof/>
                 <w:webHidden/>
               </w:rPr>
-              <w:instrText xml:space="preserve"> PAGEREF _Toc242794407 \h </w:instrText>
+              <w:instrText xml:space="preserve"> PAGEREF _Toc242796249 \h </w:instrText>
             </w:r>
             <w:r>
               <w:rPr>
@@ -3932,7 +3944,7 @@
               <w:lang w:val="it-IT" w:eastAsia="it-IT"/>
             </w:rPr>
           </w:pPr>
-          <w:hyperlink w:anchor="_Toc242794408" w:history="1">
+          <w:hyperlink w:anchor="_Toc242796250" w:history="1">
             <w:r>
               <w:rPr>
                 <w:rStyle w:val="Collegamentoipertestuale"/>
@@ -3978,7 +3990,7 @@
                 <w:noProof/>
                 <w:webHidden/>
               </w:rPr>
-              <w:instrText xml:space="preserve"> PAGEREF _Toc242794408 \h </w:instrText>
+              <w:instrText xml:space="preserve"> PAGEREF _Toc242796250 \h </w:instrText>
             </w:r>
             <w:r>
               <w:rPr>
@@ -4022,7 +4034,7 @@
               <w:lang w:val="it-IT" w:eastAsia="it-IT"/>
             </w:rPr>
           </w:pPr>
-          <w:hyperlink w:anchor="_Toc242794409" w:history="1">
+          <w:hyperlink w:anchor="_Toc242796251" w:history="1">
             <w:r>
               <w:rPr>
                 <w:rStyle w:val="Collegamentoipertestuale"/>
@@ -4068,7 +4080,7 @@
                 <w:noProof/>
                 <w:webHidden/>
               </w:rPr>
-              <w:instrText xml:space="preserve"> PAGEREF _Toc242794409 \h </w:instrText>
+              <w:instrText xml:space="preserve"> PAGEREF _Toc242796251 \h </w:instrText>
             </w:r>
             <w:r>
               <w:rPr>
@@ -4112,7 +4124,7 @@
               <w:lang w:val="it-IT" w:eastAsia="it-IT"/>
             </w:rPr>
           </w:pPr>
-          <w:hyperlink w:anchor="_Toc242794410" w:history="1">
+          <w:hyperlink w:anchor="_Toc242796252" w:history="1">
             <w:r>
               <w:rPr>
                 <w:rStyle w:val="Collegamentoipertestuale"/>
@@ -4156,7 +4168,7 @@
                 <w:noProof/>
                 <w:webHidden/>
               </w:rPr>
-              <w:instrText xml:space="preserve"> PAGEREF _Toc242794410 \h </w:instrText>
+              <w:instrText xml:space="preserve"> PAGEREF _Toc242796252 \h </w:instrText>
             </w:r>
             <w:r>
               <w:rPr>
@@ -4200,7 +4212,7 @@
               <w:lang w:val="it-IT" w:eastAsia="it-IT"/>
             </w:rPr>
           </w:pPr>
-          <w:hyperlink w:anchor="_Toc242794411" w:history="1">
+          <w:hyperlink w:anchor="_Toc242796253" w:history="1">
             <w:r>
               <w:rPr>
                 <w:rStyle w:val="Collegamentoipertestuale"/>
@@ -4244,7 +4256,7 @@
                 <w:noProof/>
                 <w:webHidden/>
               </w:rPr>
-              <w:instrText xml:space="preserve"> PAGEREF _Toc242794411 \h </w:instrText>
+              <w:instrText xml:space="preserve"> PAGEREF _Toc242796253 \h </w:instrText>
             </w:r>
             <w:r>
               <w:rPr>
@@ -4288,7 +4300,7 @@
               <w:lang w:val="it-IT" w:eastAsia="it-IT"/>
             </w:rPr>
           </w:pPr>
-          <w:hyperlink w:anchor="_Toc242794412" w:history="1">
+          <w:hyperlink w:anchor="_Toc242796254" w:history="1">
             <w:r>
               <w:rPr>
                 <w:rStyle w:val="Collegamentoipertestuale"/>
@@ -4332,7 +4344,7 @@
                 <w:noProof/>
                 <w:webHidden/>
               </w:rPr>
-              <w:instrText xml:space="preserve"> PAGEREF _Toc242794412 \h </w:instrText>
+              <w:instrText xml:space="preserve"> PAGEREF _Toc242796254 \h </w:instrText>
             </w:r>
             <w:r>
               <w:rPr>
@@ -4376,7 +4388,7 @@
               <w:lang w:val="it-IT" w:eastAsia="it-IT"/>
             </w:rPr>
           </w:pPr>
-          <w:hyperlink w:anchor="_Toc242794413" w:history="1">
+          <w:hyperlink w:anchor="_Toc242796255" w:history="1">
             <w:r>
               <w:rPr>
                 <w:rStyle w:val="Collegamentoipertestuale"/>
@@ -4420,7 +4432,7 @@
                 <w:noProof/>
                 <w:webHidden/>
               </w:rPr>
-              <w:instrText xml:space="preserve"> PAGEREF _Toc242794413 \h </w:instrText>
+              <w:instrText xml:space="preserve"> PAGEREF _Toc242796255 \h </w:instrText>
             </w:r>
             <w:r>
               <w:rPr>
@@ -4464,7 +4476,7 @@
               <w:lang w:val="it-IT" w:eastAsia="it-IT"/>
             </w:rPr>
           </w:pPr>
-          <w:hyperlink w:anchor="_Toc242794414" w:history="1">
+          <w:hyperlink w:anchor="_Toc242796256" w:history="1">
             <w:r>
               <w:rPr>
                 <w:rStyle w:val="Collegamentoipertestuale"/>
@@ -4508,7 +4520,7 @@
                 <w:noProof/>
                 <w:webHidden/>
               </w:rPr>
-              <w:instrText xml:space="preserve"> PAGEREF _Toc242794414 \h </w:instrText>
+              <w:instrText xml:space="preserve"> PAGEREF _Toc242796256 \h </w:instrText>
             </w:r>
             <w:r>
               <w:rPr>
@@ -4552,7 +4564,7 @@
               <w:lang w:val="it-IT" w:eastAsia="it-IT"/>
             </w:rPr>
           </w:pPr>
-          <w:hyperlink w:anchor="_Toc242794415" w:history="1">
+          <w:hyperlink w:anchor="_Toc242796257" w:history="1">
             <w:r>
               <w:rPr>
                 <w:rStyle w:val="Collegamentoipertestuale"/>
@@ -4594,7 +4606,7 @@
                 <w:noProof/>
                 <w:webHidden/>
               </w:rPr>
-              <w:instrText xml:space="preserve"> PAGEREF _Toc242794415 \h </w:instrText>
+              <w:instrText xml:space="preserve"> PAGEREF _Toc242796257 \h </w:instrText>
             </w:r>
             <w:r>
               <w:rPr>
@@ -4638,7 +4650,7 @@
               <w:lang w:val="it-IT" w:eastAsia="it-IT"/>
             </w:rPr>
           </w:pPr>
-          <w:hyperlink w:anchor="_Toc242794416" w:history="1">
+          <w:hyperlink w:anchor="_Toc242796258" w:history="1">
             <w:r>
               <w:rPr>
                 <w:rStyle w:val="Collegamentoipertestuale"/>
@@ -4680,7 +4692,7 @@
                 <w:noProof/>
                 <w:webHidden/>
               </w:rPr>
-              <w:instrText xml:space="preserve"> PAGEREF _Toc242794416 \h </w:instrText>
+              <w:instrText xml:space="preserve"> PAGEREF _Toc242796258 \h </w:instrText>
             </w:r>
             <w:r>
               <w:rPr>
@@ -4724,7 +4736,7 @@
               <w:lang w:val="it-IT" w:eastAsia="it-IT"/>
             </w:rPr>
           </w:pPr>
-          <w:hyperlink w:anchor="_Toc242794417" w:history="1">
+          <w:hyperlink w:anchor="_Toc242796259" w:history="1">
             <w:r>
               <w:rPr>
                 <w:rStyle w:val="Collegamentoipertestuale"/>
@@ -4766,7 +4778,7 @@
                 <w:noProof/>
                 <w:webHidden/>
               </w:rPr>
-              <w:instrText xml:space="preserve"> PAGEREF _Toc242794417 \h </w:instrText>
+              <w:instrText xml:space="preserve"> PAGEREF _Toc242796259 \h </w:instrText>
             </w:r>
             <w:r>
               <w:rPr>
@@ -4810,7 +4822,7 @@
               <w:lang w:val="it-IT" w:eastAsia="it-IT"/>
             </w:rPr>
           </w:pPr>
-          <w:hyperlink w:anchor="_Toc242794418" w:history="1">
+          <w:hyperlink w:anchor="_Toc242796260" w:history="1">
             <w:r>
               <w:rPr>
                 <w:rStyle w:val="Collegamentoipertestuale"/>
@@ -4852,7 +4864,7 @@
                 <w:noProof/>
                 <w:webHidden/>
               </w:rPr>
-              <w:instrText xml:space="preserve"> PAGEREF _Toc242794418 \h </w:instrText>
+              <w:instrText xml:space="preserve"> PAGEREF _Toc242796260 \h </w:instrText>
             </w:r>
             <w:r>
               <w:rPr>
@@ -4896,7 +4908,7 @@
               <w:lang w:val="it-IT" w:eastAsia="it-IT"/>
             </w:rPr>
           </w:pPr>
-          <w:hyperlink w:anchor="_Toc242794419" w:history="1">
+          <w:hyperlink w:anchor="_Toc242796261" w:history="1">
             <w:r>
               <w:rPr>
                 <w:rStyle w:val="Collegamentoipertestuale"/>
@@ -4938,7 +4950,7 @@
                 <w:noProof/>
                 <w:webHidden/>
               </w:rPr>
-              <w:instrText xml:space="preserve"> PAGEREF _Toc242794419 \h </w:instrText>
+              <w:instrText xml:space="preserve"> PAGEREF _Toc242796261 \h </w:instrText>
             </w:r>
             <w:r>
               <w:rPr>
@@ -4982,7 +4994,7 @@
               <w:lang w:val="it-IT" w:eastAsia="it-IT"/>
             </w:rPr>
           </w:pPr>
-          <w:hyperlink w:anchor="_Toc242794420" w:history="1">
+          <w:hyperlink w:anchor="_Toc242796262" w:history="1">
             <w:r>
               <w:rPr>
                 <w:rStyle w:val="Collegamentoipertestuale"/>
@@ -5024,7 +5036,7 @@
                 <w:noProof/>
                 <w:webHidden/>
               </w:rPr>
-              <w:instrText xml:space="preserve"> PAGEREF _Toc242794420 \h </w:instrText>
+              <w:instrText xml:space="preserve"> PAGEREF _Toc242796262 \h </w:instrText>
             </w:r>
             <w:r>
               <w:rPr>
@@ -5068,7 +5080,7 @@
               <w:lang w:val="it-IT" w:eastAsia="it-IT"/>
             </w:rPr>
           </w:pPr>
-          <w:hyperlink w:anchor="_Toc242794421" w:history="1">
+          <w:hyperlink w:anchor="_Toc242796263" w:history="1">
             <w:r>
               <w:rPr>
                 <w:rStyle w:val="Collegamentoipertestuale"/>
@@ -5110,7 +5122,7 @@
                 <w:noProof/>
                 <w:webHidden/>
               </w:rPr>
-              <w:instrText xml:space="preserve"> PAGEREF _Toc242794421 \h </w:instrText>
+              <w:instrText xml:space="preserve"> PAGEREF _Toc242796263 \h </w:instrText>
             </w:r>
             <w:r>
               <w:rPr>
@@ -5154,7 +5166,7 @@
               <w:lang w:val="it-IT" w:eastAsia="it-IT"/>
             </w:rPr>
           </w:pPr>
-          <w:hyperlink w:anchor="_Toc242794422" w:history="1">
+          <w:hyperlink w:anchor="_Toc242796264" w:history="1">
             <w:r>
               <w:rPr>
                 <w:rStyle w:val="Collegamentoipertestuale"/>
@@ -5196,7 +5208,7 @@
                 <w:noProof/>
                 <w:webHidden/>
               </w:rPr>
-              <w:instrText xml:space="preserve"> PAGEREF _Toc242794422 \h </w:instrText>
+              <w:instrText xml:space="preserve"> PAGEREF _Toc242796264 \h </w:instrText>
             </w:r>
             <w:r>
               <w:rPr>
@@ -5240,7 +5252,7 @@
               <w:lang w:val="it-IT" w:eastAsia="it-IT"/>
             </w:rPr>
           </w:pPr>
-          <w:hyperlink w:anchor="_Toc242794423" w:history="1">
+          <w:hyperlink w:anchor="_Toc242796265" w:history="1">
             <w:r>
               <w:rPr>
                 <w:rStyle w:val="Collegamentoipertestuale"/>
@@ -5282,7 +5294,7 @@
                 <w:noProof/>
                 <w:webHidden/>
               </w:rPr>
-              <w:instrText xml:space="preserve"> PAGEREF _Toc242794423 \h </w:instrText>
+              <w:instrText xml:space="preserve"> PAGEREF _Toc242796265 \h </w:instrText>
             </w:r>
             <w:r>
               <w:rPr>
@@ -5326,7 +5338,7 @@
               <w:lang w:val="it-IT" w:eastAsia="it-IT"/>
             </w:rPr>
           </w:pPr>
-          <w:hyperlink w:anchor="_Toc242794424" w:history="1">
+          <w:hyperlink w:anchor="_Toc242796266" w:history="1">
             <w:r>
               <w:rPr>
                 <w:rStyle w:val="Collegamentoipertestuale"/>
@@ -5368,7 +5380,7 @@
                 <w:noProof/>
                 <w:webHidden/>
               </w:rPr>
-              <w:instrText xml:space="preserve"> PAGEREF _Toc242794424 \h </w:instrText>
+              <w:instrText xml:space="preserve"> PAGEREF _Toc242796266 \h </w:instrText>
             </w:r>
             <w:r>
               <w:rPr>
@@ -5412,7 +5424,7 @@
               <w:lang w:val="it-IT" w:eastAsia="it-IT"/>
             </w:rPr>
           </w:pPr>
-          <w:hyperlink w:anchor="_Toc242794425" w:history="1">
+          <w:hyperlink w:anchor="_Toc242796267" w:history="1">
             <w:r>
               <w:rPr>
                 <w:rStyle w:val="Collegamentoipertestuale"/>
@@ -5455,7 +5467,7 @@
                 <w:noProof/>
                 <w:webHidden/>
               </w:rPr>
-              <w:instrText xml:space="preserve"> PAGEREF _Toc242794425 \h </w:instrText>
+              <w:instrText xml:space="preserve"> PAGEREF _Toc242796267 \h </w:instrText>
             </w:r>
             <w:r>
               <w:rPr>
@@ -5499,7 +5511,7 @@
               <w:lang w:val="it-IT" w:eastAsia="it-IT"/>
             </w:rPr>
           </w:pPr>
-          <w:hyperlink w:anchor="_Toc242794426" w:history="1">
+          <w:hyperlink w:anchor="_Toc242796268" w:history="1">
             <w:r>
               <w:rPr>
                 <w:rStyle w:val="Collegamentoipertestuale"/>
@@ -5541,7 +5553,7 @@
                 <w:noProof/>
                 <w:webHidden/>
               </w:rPr>
-              <w:instrText xml:space="preserve"> PAGEREF _Toc242794426 \h </w:instrText>
+              <w:instrText xml:space="preserve"> PAGEREF _Toc242796268 \h </w:instrText>
             </w:r>
             <w:r>
               <w:rPr>
@@ -5585,7 +5597,7 @@
               <w:lang w:val="it-IT" w:eastAsia="it-IT"/>
             </w:rPr>
           </w:pPr>
-          <w:hyperlink w:anchor="_Toc242794427" w:history="1">
+          <w:hyperlink w:anchor="_Toc242796269" w:history="1">
             <w:r>
               <w:rPr>
                 <w:rStyle w:val="Collegamentoipertestuale"/>
@@ -5627,7 +5639,7 @@
                 <w:noProof/>
                 <w:webHidden/>
               </w:rPr>
-              <w:instrText xml:space="preserve"> PAGEREF _Toc242794427 \h </w:instrText>
+              <w:instrText xml:space="preserve"> PAGEREF _Toc242796269 \h </w:instrText>
             </w:r>
             <w:r>
               <w:rPr>
@@ -5671,7 +5683,7 @@
               <w:lang w:val="it-IT" w:eastAsia="it-IT"/>
             </w:rPr>
           </w:pPr>
-          <w:hyperlink w:anchor="_Toc242794428" w:history="1">
+          <w:hyperlink w:anchor="_Toc242796270" w:history="1">
             <w:r>
               <w:rPr>
                 <w:rStyle w:val="Collegamentoipertestuale"/>
@@ -5713,7 +5725,7 @@
                 <w:noProof/>
                 <w:webHidden/>
               </w:rPr>
-              <w:instrText xml:space="preserve"> PAGEREF _Toc242794428 \h </w:instrText>
+              <w:instrText xml:space="preserve"> PAGEREF _Toc242796270 \h </w:instrText>
             </w:r>
             <w:r>
               <w:rPr>
@@ -5757,7 +5769,7 @@
               <w:lang w:val="it-IT" w:eastAsia="it-IT"/>
             </w:rPr>
           </w:pPr>
-          <w:hyperlink w:anchor="_Toc242794429" w:history="1">
+          <w:hyperlink w:anchor="_Toc242796271" w:history="1">
             <w:r>
               <w:rPr>
                 <w:rStyle w:val="Collegamentoipertestuale"/>
@@ -5799,7 +5811,7 @@
                 <w:noProof/>
                 <w:webHidden/>
               </w:rPr>
-              <w:instrText xml:space="preserve"> PAGEREF _Toc242794429 \h </w:instrText>
+              <w:instrText xml:space="preserve"> PAGEREF _Toc242796271 \h </w:instrText>
             </w:r>
             <w:r>
               <w:rPr>
@@ -5843,7 +5855,7 @@
               <w:lang w:val="it-IT" w:eastAsia="it-IT"/>
             </w:rPr>
           </w:pPr>
-          <w:hyperlink w:anchor="_Toc242794430" w:history="1">
+          <w:hyperlink w:anchor="_Toc242796272" w:history="1">
             <w:r>
               <w:rPr>
                 <w:rStyle w:val="Collegamentoipertestuale"/>
@@ -5885,7 +5897,7 @@
                 <w:noProof/>
                 <w:webHidden/>
               </w:rPr>
-              <w:instrText xml:space="preserve"> PAGEREF _Toc242794430 \h </w:instrText>
+              <w:instrText xml:space="preserve"> PAGEREF _Toc242796272 \h </w:instrText>
             </w:r>
             <w:r>
               <w:rPr>
@@ -5929,7 +5941,7 @@
               <w:lang w:val="it-IT" w:eastAsia="it-IT"/>
             </w:rPr>
           </w:pPr>
-          <w:hyperlink w:anchor="_Toc242794431" w:history="1">
+          <w:hyperlink w:anchor="_Toc242796273" w:history="1">
             <w:r>
               <w:rPr>
                 <w:rStyle w:val="Collegamentoipertestuale"/>
@@ -5971,7 +5983,7 @@
                 <w:noProof/>
                 <w:webHidden/>
               </w:rPr>
-              <w:instrText xml:space="preserve"> PAGEREF _Toc242794431 \h </w:instrText>
+              <w:instrText xml:space="preserve"> PAGEREF _Toc242796273 \h </w:instrText>
             </w:r>
             <w:r>
               <w:rPr>
@@ -6015,7 +6027,7 @@
               <w:lang w:val="it-IT" w:eastAsia="it-IT"/>
             </w:rPr>
           </w:pPr>
-          <w:hyperlink w:anchor="_Toc242794432" w:history="1">
+          <w:hyperlink w:anchor="_Toc242796274" w:history="1">
             <w:r>
               <w:rPr>
                 <w:rStyle w:val="Collegamentoipertestuale"/>
@@ -6057,7 +6069,7 @@
                 <w:noProof/>
                 <w:webHidden/>
               </w:rPr>
-              <w:instrText xml:space="preserve"> PAGEREF _Toc242794432 \h </w:instrText>
+              <w:instrText xml:space="preserve"> PAGEREF _Toc242796274 \h </w:instrText>
             </w:r>
             <w:r>
               <w:rPr>
@@ -6101,7 +6113,7 @@
               <w:lang w:val="it-IT" w:eastAsia="it-IT"/>
             </w:rPr>
           </w:pPr>
-          <w:hyperlink w:anchor="_Toc242794433" w:history="1">
+          <w:hyperlink w:anchor="_Toc242796275" w:history="1">
             <w:r>
               <w:rPr>
                 <w:rStyle w:val="Collegamentoipertestuale"/>
@@ -6143,7 +6155,7 @@
                 <w:noProof/>
                 <w:webHidden/>
               </w:rPr>
-              <w:instrText xml:space="preserve"> PAGEREF _Toc242794433 \h </w:instrText>
+              <w:instrText xml:space="preserve"> PAGEREF _Toc242796275 \h </w:instrText>
             </w:r>
             <w:r>
               <w:rPr>
@@ -6187,7 +6199,7 @@
               <w:lang w:val="it-IT" w:eastAsia="it-IT"/>
             </w:rPr>
           </w:pPr>
-          <w:hyperlink w:anchor="_Toc242794434" w:history="1">
+          <w:hyperlink w:anchor="_Toc242796276" w:history="1">
             <w:r>
               <w:rPr>
                 <w:rStyle w:val="Collegamentoipertestuale"/>
@@ -6229,7 +6241,7 @@
                 <w:noProof/>
                 <w:webHidden/>
               </w:rPr>
-              <w:instrText xml:space="preserve"> PAGEREF _Toc242794434 \h </w:instrText>
+              <w:instrText xml:space="preserve"> PAGEREF _Toc242796276 \h </w:instrText>
             </w:r>
             <w:r>
               <w:rPr>
@@ -6273,7 +6285,7 @@
               <w:lang w:val="it-IT" w:eastAsia="it-IT"/>
             </w:rPr>
           </w:pPr>
-          <w:hyperlink w:anchor="_Toc242794435" w:history="1">
+          <w:hyperlink w:anchor="_Toc242796277" w:history="1">
             <w:r>
               <w:rPr>
                 <w:rStyle w:val="Collegamentoipertestuale"/>
@@ -6315,7 +6327,7 @@
                 <w:noProof/>
                 <w:webHidden/>
               </w:rPr>
-              <w:instrText xml:space="preserve"> PAGEREF _Toc242794435 \h </w:instrText>
+              <w:instrText xml:space="preserve"> PAGEREF _Toc242796277 \h </w:instrText>
             </w:r>
             <w:r>
               <w:rPr>
@@ -6359,7 +6371,7 @@
               <w:lang w:val="it-IT" w:eastAsia="it-IT"/>
             </w:rPr>
           </w:pPr>
-          <w:hyperlink w:anchor="_Toc242794436" w:history="1">
+          <w:hyperlink w:anchor="_Toc242796278" w:history="1">
             <w:r>
               <w:rPr>
                 <w:rStyle w:val="Collegamentoipertestuale"/>
@@ -6401,7 +6413,7 @@
                 <w:noProof/>
                 <w:webHidden/>
               </w:rPr>
-              <w:instrText xml:space="preserve"> PAGEREF _Toc242794436 \h </w:instrText>
+              <w:instrText xml:space="preserve"> PAGEREF _Toc242796278 \h </w:instrText>
             </w:r>
             <w:r>
               <w:rPr>
@@ -6445,7 +6457,7 @@
               <w:lang w:val="it-IT" w:eastAsia="it-IT"/>
             </w:rPr>
           </w:pPr>
-          <w:hyperlink w:anchor="_Toc242794437" w:history="1">
+          <w:hyperlink w:anchor="_Toc242796279" w:history="1">
             <w:r>
               <w:rPr>
                 <w:rStyle w:val="Collegamentoipertestuale"/>
@@ -6487,7 +6499,7 @@
                 <w:noProof/>
                 <w:webHidden/>
               </w:rPr>
-              <w:instrText xml:space="preserve"> PAGEREF _Toc242794437 \h </w:instrText>
+              <w:instrText xml:space="preserve"> PAGEREF _Toc242796279 \h </w:instrText>
             </w:r>
             <w:r>
               <w:rPr>
@@ -6564,7 +6576,7 @@
           <w:lang w:val="it-IT"/>
         </w:rPr>
       </w:pPr>
-      <w:bookmarkStart w:id="0" w:name="_Toc242794388"/>
+      <w:bookmarkStart w:id="0" w:name="_Toc242796230"/>
       <w:r>
         <w:rPr>
           <w:lang w:val="it-IT"/>
@@ -6706,7 +6718,7 @@
           <w:lang w:val="it-IT"/>
         </w:rPr>
       </w:pPr>
-      <w:bookmarkStart w:id="1" w:name="_Toc242794389"/>
+      <w:bookmarkStart w:id="1" w:name="_Toc242796231"/>
       <w:r>
         <w:rPr>
           <w:lang w:val="it-IT"/>
@@ -6764,7 +6776,7 @@
           <w:lang w:val="it-IT"/>
         </w:rPr>
       </w:pPr>
-      <w:bookmarkStart w:id="2" w:name="_Toc242794390"/>
+      <w:bookmarkStart w:id="2" w:name="_Toc242796232"/>
       <w:r>
         <w:rPr>
           <w:lang w:val="it-IT"/>
@@ -7204,7 +7216,7 @@
           <w:lang w:val="it-IT"/>
         </w:rPr>
       </w:pPr>
-      <w:bookmarkStart w:id="3" w:name="_Toc242794391"/>
+      <w:bookmarkStart w:id="3" w:name="_Toc242796233"/>
       <w:r>
         <w:rPr>
           <w:lang w:val="it-IT"/>
@@ -8191,7 +8203,7 @@
           <w:lang w:val="it-IT"/>
         </w:rPr>
       </w:pPr>
-      <w:bookmarkStart w:id="4" w:name="_Toc242794392"/>
+      <w:bookmarkStart w:id="4" w:name="_Toc242796234"/>
       <w:r>
         <w:rPr>
           <w:lang w:val="it-IT"/>
@@ -8438,7 +8450,7 @@
           <w:lang w:val="it-IT"/>
         </w:rPr>
       </w:pPr>
-      <w:bookmarkStart w:id="5" w:name="_Toc242794393"/>
+      <w:bookmarkStart w:id="5" w:name="_Toc242796235"/>
       <w:r>
         <w:rPr>
           <w:lang w:val="it-IT"/>
@@ -8470,7 +8482,7 @@
           <w:lang w:val="it-IT"/>
         </w:rPr>
       </w:pPr>
-      <w:bookmarkStart w:id="6" w:name="_Toc242794394"/>
+      <w:bookmarkStart w:id="6" w:name="_Toc242796236"/>
       <w:r>
         <w:rPr>
           <w:lang w:val="it-IT"/>
@@ -9801,7 +9813,7 @@
           <w:lang w:val="it-IT"/>
         </w:rPr>
       </w:pPr>
-      <w:bookmarkStart w:id="7" w:name="_Toc242794395"/>
+      <w:bookmarkStart w:id="7" w:name="_Toc242796237"/>
       <w:r>
         <w:rPr>
           <w:lang w:val="it-IT"/>
@@ -10036,7 +10048,7 @@
           <w:lang w:val="it-IT"/>
         </w:rPr>
       </w:pPr>
-      <w:bookmarkStart w:id="8" w:name="_Toc242794396"/>
+      <w:bookmarkStart w:id="8" w:name="_Toc242796238"/>
       <w:r>
         <w:rPr>
           <w:lang w:val="it-IT"/>
@@ -10141,7 +10153,7 @@
           <w:lang w:val="it-IT"/>
         </w:rPr>
       </w:pPr>
-      <w:bookmarkStart w:id="9" w:name="_Toc242794397"/>
+      <w:bookmarkStart w:id="9" w:name="_Toc242796239"/>
       <w:r>
         <w:rPr>
           <w:lang w:val="it-IT"/>
@@ -10206,7 +10218,7 @@
           <w:lang w:val="it-IT"/>
         </w:rPr>
       </w:pPr>
-      <w:bookmarkStart w:id="10" w:name="_Toc242794398"/>
+      <w:bookmarkStart w:id="10" w:name="_Toc242796240"/>
       <w:r>
         <w:rPr>
           <w:lang w:val="it-IT"/>
@@ -13736,7 +13748,7 @@
           <w:lang w:val="it-IT"/>
         </w:rPr>
       </w:pPr>
-      <w:bookmarkStart w:id="11" w:name="_Toc242794399"/>
+      <w:bookmarkStart w:id="11" w:name="_Toc242796241"/>
       <w:r>
         <w:rPr>
           <w:lang w:val="it-IT"/>
@@ -13753,7 +13765,7 @@
           <w:lang w:val="it-IT"/>
         </w:rPr>
       </w:pPr>
-      <w:bookmarkStart w:id="12" w:name="_Toc242794400"/>
+      <w:bookmarkStart w:id="12" w:name="_Toc242796242"/>
       <w:r>
         <w:rPr>
           <w:lang w:val="it-IT"/>
@@ -13928,7 +13940,7 @@
           <w:lang w:val="it-IT"/>
         </w:rPr>
       </w:pPr>
-      <w:bookmarkStart w:id="13" w:name="_Toc242794401"/>
+      <w:bookmarkStart w:id="13" w:name="_Toc242796243"/>
       <w:r>
         <w:rPr>
           <w:lang w:val="it-IT"/>
@@ -14105,7 +14117,7 @@
           <w:lang w:val="it-IT"/>
         </w:rPr>
       </w:pPr>
-      <w:bookmarkStart w:id="14" w:name="_Toc242794402"/>
+      <w:bookmarkStart w:id="14" w:name="_Toc242796244"/>
       <w:r>
         <w:rPr>
           <w:lang w:val="it-IT"/>
@@ -15008,7 +15020,7 @@
           <w:lang w:val="it-IT"/>
         </w:rPr>
       </w:pPr>
-      <w:bookmarkStart w:id="15" w:name="_Toc242794403"/>
+      <w:bookmarkStart w:id="15" w:name="_Toc242796245"/>
       <w:r>
         <w:rPr>
           <w:lang w:val="it-IT"/>
@@ -15385,7 +15397,7 @@
           <w:lang w:val="it-IT"/>
         </w:rPr>
       </w:pPr>
-      <w:bookmarkStart w:id="16" w:name="_Toc242794404"/>
+      <w:bookmarkStart w:id="16" w:name="_Toc242796246"/>
       <w:r>
         <w:rPr>
           <w:lang w:val="it-IT"/>
@@ -15743,7 +15755,7 @@
           <w:lang w:val="it-IT"/>
         </w:rPr>
       </w:pPr>
-      <w:bookmarkStart w:id="17" w:name="_Toc242794405"/>
+      <w:bookmarkStart w:id="17" w:name="_Toc242796247"/>
       <w:r>
         <w:rPr>
           <w:lang w:val="it-IT"/>
@@ -15763,7 +15775,19 @@
         <w:rPr>
           <w:lang w:val="it-IT"/>
         </w:rPr>
-        <w:t xml:space="preserve">È l’opzione A delle analisi di partenza e la via più breve per sostituire gli header. La libreria di profilazione diventa il componente che dialoga con IAM: punto di ingresso, callback, scambio fuori banda, convalida del </w:t>
+        <w:t xml:space="preserve">È l’opzione </w:t>
+      </w:r>
+      <w:r>
+        <w:rPr>
+          <w:lang w:val="it-IT"/>
+        </w:rPr>
+        <w:t>preferibile</w:t>
+      </w:r>
+      <w:r>
+        <w:rPr>
+          <w:lang w:val="it-IT"/>
+        </w:rPr>
+        <w:t xml:space="preserve"> delle analisi di partenza e la via più breve per sostituire gli header. La libreria di profilazione diventa il componente che dialoga con IAM: punto di ingresso, callback, scambio fuori banda, convalida del </w:t>
       </w:r>
       <w:r>
         <w:rPr>
@@ -16011,6 +16035,7 @@
                 <w:sz w:val="18"/>
                 <w:lang w:val="it-IT"/>
               </w:rPr>
+              <w:lastRenderedPageBreak/>
               <w:t>Reversibile, se scritta dietro un’interfaccia che separi il reindirizzamento dal ritorno.</w:t>
             </w:r>
           </w:p>
@@ -16114,7 +16139,7 @@
           <w:lang w:val="it-IT"/>
         </w:rPr>
       </w:pPr>
-      <w:bookmarkStart w:id="18" w:name="_Toc242794406"/>
+      <w:bookmarkStart w:id="18" w:name="_Toc242796248"/>
       <w:r>
         <w:rPr>
           <w:lang w:val="it-IT"/>
@@ -16518,7 +16543,7 @@
           <w:lang w:val="it-IT"/>
         </w:rPr>
       </w:pPr>
-      <w:bookmarkStart w:id="19" w:name="_Toc242794407"/>
+      <w:bookmarkStart w:id="19" w:name="_Toc242796249"/>
       <w:r>
         <w:rPr>
           <w:lang w:val="it-IT"/>
@@ -16550,7 +16575,14 @@
         <w:rPr>
           <w:lang w:val="it-IT"/>
         </w:rPr>
-        <w:t xml:space="preserve"> di SIPO, firmati asimmetricamente e con i claim applicativi — identificativo dell’utente, ruoli, profilo, organizzazione, postazione. I back-end smettono di essere emittenti e diventano soltanto verificatori.</w:t>
+        <w:t xml:space="preserve"> di SIPO, firmati asimmetricamente e con i claim applicativi — identificativo </w:t>
+      </w:r>
+      <w:r>
+        <w:rPr>
+          <w:lang w:val="it-IT"/>
+        </w:rPr>
+        <w:lastRenderedPageBreak/>
+        <w:t>dell’utente, ruoli, profilo, organizzazione, postazione. I back-end smettono di essere emittenti e diventano soltanto verificatori.</w:t>
       </w:r>
     </w:p>
     <w:p>
@@ -16564,7 +16596,6 @@
         <w:rPr>
           <w:lang w:val="it-IT"/>
         </w:rPr>
-        <w:lastRenderedPageBreak/>
         <w:t xml:space="preserve">È la soluzione architetturalmente più pulita fra quelle che comportano una costruzione: </w:t>
       </w:r>
       <w:r>
@@ -17087,8 +17118,29 @@
         <w:t>invece di costruire il gateway di S3 come servizio di sola autenticazione, lo si costruisce come BFF</w:t>
       </w:r>
       <w:r>
-        <w:t>, cioè gli si fa attraversare anche il traffico applicativo delle nuove applicazioni Angular. Il componente è lo stesso; cambia quanto gli si fa fare.</w:t>
-      </w:r>
+        <w:t xml:space="preserve">, cioè gli si fa attraversare anche il traffico applicativo delle nuove applicazioni Angular. Il componente è lo stesso; cambia quanto </w:t>
+      </w:r>
+      <w:proofErr w:type="spellStart"/>
+      <w:r>
+        <w:t>gli</w:t>
+      </w:r>
+      <w:proofErr w:type="spellEnd"/>
+      <w:r>
+        <w:t xml:space="preserve"> </w:t>
+      </w:r>
+      <w:proofErr w:type="spellStart"/>
+      <w:r>
+        <w:t>si</w:t>
+      </w:r>
+      <w:proofErr w:type="spellEnd"/>
+      <w:r>
+        <w:t xml:space="preserve"> fa fare.</w:t>
+      </w:r>
+    </w:p>
+    <w:p>
+      <w:pPr>
+        <w:jc w:val="both"/>
+      </w:pPr>
     </w:p>
     <w:p>
       <w:pPr>
@@ -17130,6 +17182,7 @@
                 <w:b/>
                 <w:sz w:val="18"/>
               </w:rPr>
+              <w:lastRenderedPageBreak/>
               <w:t>Problema</w:t>
             </w:r>
           </w:p>
@@ -17456,7 +17509,6 @@
               <w:rPr>
                 <w:sz w:val="18"/>
               </w:rPr>
-              <w:lastRenderedPageBreak/>
               <w:t>L’identità non arriva ai back-end</w:t>
             </w:r>
           </w:p>
@@ -18115,11 +18167,12 @@
           <w:lang w:val="it-IT"/>
         </w:rPr>
       </w:pPr>
-      <w:bookmarkStart w:id="20" w:name="_Toc242794408"/>
-      <w:r>
-        <w:rPr>
-          <w:lang w:val="it-IT"/>
-        </w:rPr>
+      <w:bookmarkStart w:id="20" w:name="_Toc242796250"/>
+      <w:r>
+        <w:rPr>
+          <w:lang w:val="it-IT"/>
+        </w:rPr>
+        <w:lastRenderedPageBreak/>
         <w:t>S4 — Convergenza sul servizio che già esiste</w:t>
       </w:r>
       <w:bookmarkEnd w:id="20"/>
@@ -18204,7 +18257,6 @@
           <w:bCs/>
           <w:lang w:val="it-IT"/>
         </w:rPr>
-        <w:lastRenderedPageBreak/>
         <w:t>/</w:t>
       </w:r>
       <w:proofErr w:type="spellStart"/>
@@ -18561,7 +18613,7 @@
           <w:lang w:val="it-IT"/>
         </w:rPr>
       </w:pPr>
-      <w:bookmarkStart w:id="21" w:name="_Toc242794409"/>
+      <w:bookmarkStart w:id="21" w:name="_Toc242796251"/>
       <w:r>
         <w:rPr>
           <w:lang w:val="it-IT"/>
@@ -18885,7 +18937,11 @@
               </w:rPr>
             </w:pPr>
             <w:r>
-              <w:t>un client con 35 redirect, oppure 35 client</w:t>
+              <w:t xml:space="preserve">un client con 35 redirect, </w:t>
+            </w:r>
+            <w:r>
+              <w:lastRenderedPageBreak/>
+              <w:t>oppure 35 client</w:t>
             </w:r>
           </w:p>
         </w:tc>
@@ -18905,6 +18961,7 @@
                 <w:sz w:val="18"/>
                 <w:lang w:val="it-IT"/>
               </w:rPr>
+              <w:lastRenderedPageBreak/>
               <w:t>1</w:t>
             </w:r>
           </w:p>
@@ -19004,11 +19061,7 @@
               </w:rPr>
             </w:pPr>
             <w:r>
-              <w:t xml:space="preserve">in ciascuno </w:t>
-            </w:r>
-            <w:r>
-              <w:lastRenderedPageBreak/>
-              <w:t>dei 35 front-end</w:t>
+              <w:t>in ciascuno dei 35 front-end</w:t>
             </w:r>
           </w:p>
         </w:tc>
@@ -19028,7 +19081,6 @@
                 <w:sz w:val="18"/>
                 <w:lang w:val="it-IT"/>
               </w:rPr>
-              <w:lastRenderedPageBreak/>
               <w:t>nel Broker</w:t>
             </w:r>
           </w:p>
@@ -19829,7 +19881,7 @@
           <w:lang w:val="it-IT"/>
         </w:rPr>
       </w:pPr>
-      <w:bookmarkStart w:id="22" w:name="_Toc242794410"/>
+      <w:bookmarkStart w:id="22" w:name="_Toc242796252"/>
       <w:r>
         <w:rPr>
           <w:lang w:val="it-IT"/>
@@ -20355,6 +20407,7 @@
                 <w:sz w:val="17"/>
                 <w:lang w:val="it-IT"/>
               </w:rPr>
+              <w:lastRenderedPageBreak/>
               <w:t>RI-16 Solo il primo ruolo</w:t>
             </w:r>
           </w:p>
@@ -20555,7 +20608,6 @@
                 <w:sz w:val="17"/>
                 <w:lang w:val="it-IT"/>
               </w:rPr>
-              <w:lastRenderedPageBreak/>
               <w:t>RI-13 Impostazioni permissive</w:t>
             </w:r>
           </w:p>
@@ -21002,7 +21054,7 @@
           <w:lang w:val="it-IT"/>
         </w:rPr>
       </w:pPr>
-      <w:bookmarkStart w:id="23" w:name="_Toc242794411"/>
+      <w:bookmarkStart w:id="23" w:name="_Toc242796253"/>
       <w:r>
         <w:rPr>
           <w:lang w:val="it-IT"/>
@@ -21689,7 +21741,7 @@
           <w:lang w:val="it-IT"/>
         </w:rPr>
       </w:pPr>
-      <w:bookmarkStart w:id="24" w:name="_Toc242794412"/>
+      <w:bookmarkStart w:id="24" w:name="_Toc242796254"/>
       <w:r>
         <w:rPr>
           <w:lang w:val="it-IT"/>
@@ -22145,6 +22197,7 @@
                 <w:sz w:val="17"/>
                 <w:lang w:val="it-IT"/>
               </w:rPr>
+              <w:lastRenderedPageBreak/>
               <w:t>Perdita delle intestazioni di infrastruttura: la postazione ANPR</w:t>
             </w:r>
           </w:p>
@@ -22406,7 +22459,6 @@
                 <w:sz w:val="17"/>
                 <w:lang w:val="it-IT"/>
               </w:rPr>
-              <w:lastRenderedPageBreak/>
               <w:t>I servizi restano aperti nonostante l’accesso nuovo</w:t>
             </w:r>
           </w:p>
@@ -22501,7 +22553,7 @@
           <w:lang w:val="it-IT"/>
         </w:rPr>
       </w:pPr>
-      <w:bookmarkStart w:id="25" w:name="_Toc242794413"/>
+      <w:bookmarkStart w:id="25" w:name="_Toc242796255"/>
       <w:r>
         <w:rPr>
           <w:lang w:val="it-IT"/>
@@ -24486,7 +24538,7 @@
           <w:lang w:val="it-IT"/>
         </w:rPr>
       </w:pPr>
-      <w:bookmarkStart w:id="26" w:name="_Toc242794414"/>
+      <w:bookmarkStart w:id="26" w:name="_Toc242796256"/>
       <w:r>
         <w:rPr>
           <w:lang w:val="it-IT"/>
@@ -24509,7 +24561,7 @@
         <w:pStyle w:val="Titolo2"/>
         <w:jc w:val="both"/>
       </w:pPr>
-      <w:bookmarkStart w:id="27" w:name="_Toc242794415"/>
+      <w:bookmarkStart w:id="27" w:name="_Toc242796257"/>
       <w:r>
         <w:t>La soluzione: un solo punto di autenticazione</w:t>
       </w:r>
@@ -25695,7 +25747,7 @@
         <w:pStyle w:val="Titolo2"/>
         <w:jc w:val="both"/>
       </w:pPr>
-      <w:bookmarkStart w:id="28" w:name="_Toc242794416"/>
+      <w:bookmarkStart w:id="28" w:name="_Toc242796258"/>
       <w:r>
         <w:t>Perché non si comincia dalla libreria</w:t>
       </w:r>
@@ -26168,7 +26220,7 @@
         <w:pStyle w:val="Titolo2"/>
         <w:jc w:val="both"/>
       </w:pPr>
-      <w:bookmarkStart w:id="29" w:name="_Toc242794417"/>
+      <w:bookmarkStart w:id="29" w:name="_Toc242796259"/>
       <w:r>
         <w:t>Il login di un operatore</w:t>
       </w:r>
@@ -26321,7 +26373,31 @@
       </w:r>
       <w:proofErr w:type="spellEnd"/>
       <w:r>
-        <w:t xml:space="preserve"> caso si presenta all’operatore come un generico «utente senza ruoli» e manda il supporto a cercare nel posto sbagliato.</w:t>
+        <w:t xml:space="preserve"> </w:t>
+      </w:r>
+      <w:proofErr w:type="spellStart"/>
+      <w:r>
+        <w:t>caso</w:t>
+      </w:r>
+      <w:proofErr w:type="spellEnd"/>
+      <w:r>
+        <w:t xml:space="preserve"> </w:t>
+      </w:r>
+      <w:proofErr w:type="spellStart"/>
+      <w:r>
+        <w:t>si</w:t>
+      </w:r>
+      <w:proofErr w:type="spellEnd"/>
+      <w:r>
+        <w:t xml:space="preserve"> </w:t>
+      </w:r>
+      <w:proofErr w:type="spellStart"/>
+      <w:r>
+        <w:t>presenta</w:t>
+      </w:r>
+      <w:proofErr w:type="spellEnd"/>
+      <w:r>
+        <w:t xml:space="preserve"> all’operatore come un generico «utente senza ruoli» e manda il supporto a cercare nel posto sbagliato.</w:t>
       </w:r>
     </w:p>
     <w:p>
@@ -26527,7 +26603,7 @@
         <w:pStyle w:val="Titolo2"/>
         <w:jc w:val="both"/>
       </w:pPr>
-      <w:bookmarkStart w:id="30" w:name="_Toc242794418"/>
+      <w:bookmarkStart w:id="30" w:name="_Toc242796260"/>
       <w:r>
         <w:t>Il login di un cittadino e il contesto operativo</w:t>
       </w:r>
@@ -26594,7 +26670,7 @@
         <w:pStyle w:val="Titolo2"/>
         <w:jc w:val="both"/>
       </w:pPr>
-      <w:bookmarkStart w:id="31" w:name="_Toc242794419"/>
+      <w:bookmarkStart w:id="31" w:name="_Toc242796261"/>
       <w:r>
         <w:t xml:space="preserve">Le </w:t>
       </w:r>
@@ -26704,7 +26780,7 @@
         <w:pStyle w:val="Titolo2"/>
         <w:jc w:val="both"/>
       </w:pPr>
-      <w:bookmarkStart w:id="32" w:name="_Toc242794420"/>
+      <w:bookmarkStart w:id="32" w:name="_Toc242796262"/>
       <w:proofErr w:type="spellStart"/>
       <w:r>
         <w:t>Scadenza</w:t>
@@ -26902,7 +26978,23 @@
       </w:r>
       <w:proofErr w:type="gramEnd"/>
       <w:r>
-        <w:t xml:space="preserve"> ha già una sessione continua a lavorare fino alla scadenza; </w:t>
+        <w:t xml:space="preserve"> ha già una sessione continua a lavorare </w:t>
+      </w:r>
+      <w:proofErr w:type="spellStart"/>
+      <w:r>
+        <w:t>fino</w:t>
+      </w:r>
+      <w:proofErr w:type="spellEnd"/>
+      <w:r>
+        <w:t xml:space="preserve"> alla </w:t>
+      </w:r>
+      <w:proofErr w:type="spellStart"/>
+      <w:r>
+        <w:t>scadenza</w:t>
+      </w:r>
+      <w:proofErr w:type="spellEnd"/>
+      <w:r>
+        <w:t xml:space="preserve">; </w:t>
       </w:r>
       <w:proofErr w:type="spellStart"/>
       <w:r>
@@ -27077,7 +27169,7 @@
         <w:pStyle w:val="Titolo2"/>
         <w:jc w:val="both"/>
       </w:pPr>
-      <w:bookmarkStart w:id="33" w:name="_Toc242794421"/>
+      <w:bookmarkStart w:id="33" w:name="_Toc242796263"/>
       <w:r>
         <w:lastRenderedPageBreak/>
         <w:t>Come ci si arriva: due sequenze</w:t>
@@ -27568,7 +27660,7 @@
         <w:pStyle w:val="Titolo2"/>
         <w:jc w:val="both"/>
       </w:pPr>
-      <w:bookmarkStart w:id="34" w:name="_Toc242794422"/>
+      <w:bookmarkStart w:id="34" w:name="_Toc242796264"/>
       <w:r>
         <w:t>La sostenibilità sull’architettura di destinazione</w:t>
       </w:r>
@@ -28442,7 +28534,7 @@
         <w:pStyle w:val="Titolo2"/>
         <w:jc w:val="both"/>
       </w:pPr>
-      <w:bookmarkStart w:id="35" w:name="_Toc242794423"/>
+      <w:bookmarkStart w:id="35" w:name="_Toc242796265"/>
       <w:r>
         <w:t>Che cosa cambia rispetto a oggi</w:t>
       </w:r>
@@ -29022,7 +29114,7 @@
         <w:pStyle w:val="Titolo2"/>
         <w:jc w:val="both"/>
       </w:pPr>
-      <w:bookmarkStart w:id="36" w:name="_Toc242794424"/>
+      <w:bookmarkStart w:id="36" w:name="_Toc242796266"/>
       <w:r>
         <w:t>Prerequisiti e adempimenti</w:t>
       </w:r>
@@ -29406,7 +29498,15 @@
       </w:r>
       <w:proofErr w:type="gramEnd"/>
       <w:r>
-        <w:t xml:space="preserve"> non hanno una clausola che chiuda tutto ciò che non è esplicitamente consentito: finché resta così, un accesso robusto davanti a servizi aperti non migliora la sicurezza complessiva. Si fa in giorni e non dipende da nessuna delle </w:t>
+        <w:t xml:space="preserve"> non hanno una clausola che chiuda tutto ciò che non è esplicitamente consentito: finché resta così, un accesso robusto davanti a servizi aperti non migliora la sicurezza complessiva. Si fa in giorni e non dipende da </w:t>
+      </w:r>
+      <w:proofErr w:type="spellStart"/>
+      <w:r>
+        <w:t>nessuna</w:t>
+      </w:r>
+      <w:proofErr w:type="spellEnd"/>
+      <w:r>
+        <w:t xml:space="preserve"> delle </w:t>
       </w:r>
       <w:proofErr w:type="spellStart"/>
       <w:r>
@@ -29443,7 +29543,7 @@
         <w:pStyle w:val="Titolo1"/>
         <w:jc w:val="both"/>
       </w:pPr>
-      <w:bookmarkStart w:id="37" w:name="_Toc242794425"/>
+      <w:bookmarkStart w:id="37" w:name="_Toc242796267"/>
       <w:r>
         <w:lastRenderedPageBreak/>
         <w:t>I ruoli: che cosa porta IAM e come si introducono</w:t>
@@ -29463,7 +29563,7 @@
         <w:pStyle w:val="Titolo2"/>
         <w:jc w:val="both"/>
       </w:pPr>
-      <w:bookmarkStart w:id="38" w:name="_Toc242794426"/>
+      <w:bookmarkStart w:id="38" w:name="_Toc242796268"/>
       <w:r>
         <w:t>Che cosa porta IAM, e che cosa non porta</w:t>
       </w:r>
@@ -30192,7 +30292,7 @@
         <w:pStyle w:val="Titolo2"/>
         <w:jc w:val="both"/>
       </w:pPr>
-      <w:bookmarkStart w:id="39" w:name="_Toc242794427"/>
+      <w:bookmarkStart w:id="39" w:name="_Toc242796269"/>
       <w:r>
         <w:t>Perché i gruppi LDAP non possono fare i ruoli di SIPO</w:t>
       </w:r>
@@ -30281,7 +30381,7 @@
         <w:pStyle w:val="Titolo2"/>
         <w:jc w:val="both"/>
       </w:pPr>
-      <w:bookmarkStart w:id="40" w:name="_Toc242794428"/>
+      <w:bookmarkStart w:id="40" w:name="_Toc242796270"/>
       <w:r>
         <w:lastRenderedPageBreak/>
         <w:t>Lo stato di fatto: un ruolo, quattro nomi</w:t>
@@ -30623,7 +30723,7 @@
         <w:pStyle w:val="Titolo2"/>
         <w:jc w:val="both"/>
       </w:pPr>
-      <w:bookmarkStart w:id="41" w:name="_Toc242794429"/>
+      <w:bookmarkStart w:id="41" w:name="_Toc242796271"/>
       <w:r>
         <w:t>Il permesso è una quaterna, non un’appartenenza</w:t>
       </w:r>
@@ -30730,7 +30830,23 @@
         <w:t xml:space="preserve">. </w:t>
       </w:r>
       <w:r>
-        <w:t xml:space="preserve">Ogni utente nuovo va abilitato funzionalità per funzionalità, ed è esattamente il lavoro che il </w:t>
+        <w:t xml:space="preserve">Ogni utente nuovo va abilitato funzionalità per funzionalità, ed è esattamente il </w:t>
+      </w:r>
+      <w:proofErr w:type="spellStart"/>
+      <w:r>
+        <w:t>lavoro</w:t>
+      </w:r>
+      <w:proofErr w:type="spellEnd"/>
+      <w:r>
+        <w:t xml:space="preserve"> </w:t>
+      </w:r>
+      <w:proofErr w:type="spellStart"/>
+      <w:r>
+        <w:t>che</w:t>
+      </w:r>
+      <w:proofErr w:type="spellEnd"/>
+      <w:r>
+        <w:t xml:space="preserve"> il </w:t>
       </w:r>
       <w:proofErr w:type="spellStart"/>
       <w:r>
@@ -30767,7 +30883,7 @@
         <w:pStyle w:val="Titolo2"/>
         <w:jc w:val="both"/>
       </w:pPr>
-      <w:bookmarkStart w:id="42" w:name="_Toc242794430"/>
+      <w:bookmarkStart w:id="42" w:name="_Toc242796272"/>
       <w:r>
         <w:lastRenderedPageBreak/>
         <w:t xml:space="preserve">Che cosa i ruoli proteggono oggi: il menu, </w:t>
@@ -31202,7 +31318,35 @@
               <w:rPr>
                 <w:sz w:val="18"/>
               </w:rPr>
-              <w:t xml:space="preserve"> nel modello e non è usato da nessuna parte: il multi-ruolo è previsto e non governato.</w:t>
+              <w:t xml:space="preserve"> </w:t>
+            </w:r>
+            <w:proofErr w:type="spellStart"/>
+            <w:r>
+              <w:rPr>
+                <w:sz w:val="18"/>
+              </w:rPr>
+              <w:t>nel</w:t>
+            </w:r>
+            <w:proofErr w:type="spellEnd"/>
+            <w:r>
+              <w:rPr>
+                <w:sz w:val="18"/>
+              </w:rPr>
+              <w:t xml:space="preserve"> </w:t>
+            </w:r>
+            <w:proofErr w:type="spellStart"/>
+            <w:r>
+              <w:rPr>
+                <w:sz w:val="18"/>
+              </w:rPr>
+              <w:t>modello</w:t>
+            </w:r>
+            <w:proofErr w:type="spellEnd"/>
+            <w:r>
+              <w:rPr>
+                <w:sz w:val="18"/>
+              </w:rPr>
+              <w:t xml:space="preserve"> e non è usato da nessuna parte: il multi-ruolo è previsto e non governato.</w:t>
             </w:r>
           </w:p>
         </w:tc>
@@ -31230,10 +31374,7 @@
         <w:jc w:val="both"/>
       </w:pPr>
       <w:r>
-        <w:t>I</w:t>
-      </w:r>
-      <w:r>
-        <w:t>l menu ha uno strato cablato sopra il dato: il metodo che riceve le aree tematiche decide le macro-sezioni con identificativi numerici scritti nel codice (l’ambito dello stato civile, un elenco di aree per il dipartimento, un altro per i municipi, e sette esclusioni per l’elettorale). Aggiungere un’area o una funzionalità non accende il menu da sola: è il motivo per cui le pagine nuove conviene registrarle in un’area esistente dell’ambito dello stato civile.</w:t>
+        <w:t>Il menu ha uno strato cablato sopra il dato: il metodo che riceve le aree tematiche decide le macro-sezioni con identificativi numerici scritti nel codice (l’ambito dello stato civile, un elenco di aree per il dipartimento, un altro per i municipi, e sette esclusioni per l’elettorale). Aggiungere un’area o una funzionalità non accende il menu da sola: è il motivo per cui le pagine nuove conviene registrarle in un’area esistente dell’ambito dello stato civile.</w:t>
       </w:r>
     </w:p>
     <w:p>
@@ -31241,7 +31382,7 @@
         <w:pStyle w:val="Titolo2"/>
         <w:jc w:val="both"/>
       </w:pPr>
-      <w:bookmarkStart w:id="43" w:name="_Toc242794431"/>
+      <w:bookmarkStart w:id="43" w:name="_Toc242796273"/>
       <w:r>
         <w:t>Come si introducono: due livelli, un registro</w:t>
       </w:r>
@@ -31734,8 +31875,16 @@
         <w:rPr>
           <w:bCs/>
         </w:rPr>
-        <w:t xml:space="preserve"> le righe</w:t>
-      </w:r>
+        <w:t xml:space="preserve"> le </w:t>
+      </w:r>
+      <w:proofErr w:type="spellStart"/>
+      <w:r>
+        <w:rPr>
+          <w:bCs/>
+        </w:rPr>
+        <w:t>righe</w:t>
+      </w:r>
+      <w:proofErr w:type="spellEnd"/>
       <w:r>
         <w:t xml:space="preserve"> dalla matrice. La colonna COD_ORIGINE distingue le righe derivate da quelle messe a mano: è la stessa primitiva già adottata per la configurazione dei campi del nuovo componente, e serve allo stesso scopo — cambiare regime senza perdere il lavoro fatto. La riassegnazione riscrive solo le righe derivate; le eccezioni restano, sono visibili e si possono elencare.</w:t>
       </w:r>
@@ -31745,10 +31894,7 @@
         <w:jc w:val="both"/>
       </w:pPr>
       <w:r>
-        <w:t>I</w:t>
-      </w:r>
-      <w:r>
-        <w:t xml:space="preserve">l </w:t>
+        <w:t xml:space="preserve">Il </w:t>
       </w:r>
       <w:proofErr w:type="spellStart"/>
       <w:r>
@@ -31782,7 +31928,7 @@
         <w:pStyle w:val="Titolo2"/>
         <w:jc w:val="both"/>
       </w:pPr>
-      <w:bookmarkStart w:id="44" w:name="_Toc242794432"/>
+      <w:bookmarkStart w:id="44" w:name="_Toc242796274"/>
       <w:r>
         <w:t>La matrice iniziale si ricava dai dati, non si scrive a mano</w:t>
       </w:r>
@@ -32176,7 +32322,23 @@
       </w:r>
       <w:proofErr w:type="spellEnd"/>
       <w:r>
-        <w:t xml:space="preserve"> regime va prodotto il </w:t>
+        <w:t xml:space="preserve"> regime </w:t>
+      </w:r>
+      <w:proofErr w:type="spellStart"/>
+      <w:r>
+        <w:t>va</w:t>
+      </w:r>
+      <w:proofErr w:type="spellEnd"/>
+      <w:r>
+        <w:t xml:space="preserve"> </w:t>
+      </w:r>
+      <w:proofErr w:type="spellStart"/>
+      <w:r>
+        <w:t>prodotto</w:t>
+      </w:r>
+      <w:proofErr w:type="spellEnd"/>
+      <w:r>
+        <w:t xml:space="preserve"> il </w:t>
       </w:r>
       <w:r>
         <w:rPr>
@@ -32193,7 +32355,7 @@
         <w:pStyle w:val="Titolo2"/>
         <w:jc w:val="both"/>
       </w:pPr>
-      <w:bookmarkStart w:id="45" w:name="_Toc242794433"/>
+      <w:bookmarkStart w:id="45" w:name="_Toc242796275"/>
       <w:r>
         <w:t>Il primo ruolo, e la riga che lo rende deterministico</w:t>
       </w:r>
@@ -32277,7 +32439,7 @@
         <w:pStyle w:val="Titolo2"/>
         <w:jc w:val="both"/>
       </w:pPr>
-      <w:bookmarkStart w:id="46" w:name="_Toc242794434"/>
+      <w:bookmarkStart w:id="46" w:name="_Toc242796276"/>
       <w:r>
         <w:t>Dove si amministra</w:t>
       </w:r>
@@ -32296,7 +32458,7 @@
         <w:pStyle w:val="Titolo2"/>
         <w:jc w:val="both"/>
       </w:pPr>
-      <w:bookmarkStart w:id="47" w:name="_Toc242794435"/>
+      <w:bookmarkStart w:id="47" w:name="_Toc242796277"/>
       <w:r>
         <w:lastRenderedPageBreak/>
         <w:t>Due possibilità ancora aperte: una matrice o due</w:t>
@@ -32594,7 +32756,7 @@
         <w:pStyle w:val="Titolo2"/>
         <w:jc w:val="both"/>
       </w:pPr>
-      <w:bookmarkStart w:id="48" w:name="_Toc242794436"/>
+      <w:bookmarkStart w:id="48" w:name="_Toc242796278"/>
       <w:r>
         <w:t>Come i ruoli e i gruppi arrivano nelle pagine Thymeleaf</w:t>
       </w:r>
@@ -33200,7 +33362,7 @@
         <w:pStyle w:val="Titolo2"/>
         <w:jc w:val="both"/>
       </w:pPr>
-      <w:bookmarkStart w:id="49" w:name="_Toc242794437"/>
+      <w:bookmarkStart w:id="49" w:name="_Toc242796279"/>
       <w:r>
         <w:t>La verifica preliminare</w:t>
       </w:r>
@@ -33783,7 +33945,15 @@
               <w:sz w:val="22"/>
               <w:szCs w:val="22"/>
             </w:rPr>
-            <w:t xml:space="preserve"> v0.3</w:t>
+            <w:t xml:space="preserve"> v0.</w:t>
+          </w:r>
+          <w:r>
+            <w:rPr>
+              <w:noProof/>
+              <w:sz w:val="22"/>
+              <w:szCs w:val="22"/>
+            </w:rPr>
+            <w:t>5</w:t>
           </w:r>
         </w:p>
         <w:p>
@@ -36958,9 +37128,12 @@
 </file>
 
 <file path=customXml/item2.xml><?xml version="1.0" encoding="utf-8"?>
-<p:properties xmlns:p="http://schemas.microsoft.com/office/2006/metadata/properties" xmlns:xsi="http://www.w3.org/2001/XMLSchema-instance" xmlns:pc="http://schemas.microsoft.com/office/infopath/2007/PartnerControls">
-  <documentManagement/>
-</p:properties>
+<?mso-contentType ?>
+<FormTemplates xmlns="http://schemas.microsoft.com/sharepoint/v3/contenttype/forms">
+  <Display>DocumentLibraryForm</Display>
+  <Edit>DocumentLibraryForm</Edit>
+  <New>DocumentLibraryForm</New>
+</FormTemplates>
 </file>
 
 <file path=customXml/item3.xml><?xml version="1.0" encoding="utf-8"?>
@@ -36968,12 +37141,9 @@
 </file>
 
 <file path=customXml/item4.xml><?xml version="1.0" encoding="utf-8"?>
-<?mso-contentType ?>
-<FormTemplates xmlns="http://schemas.microsoft.com/sharepoint/v3/contenttype/forms">
-  <Display>DocumentLibraryForm</Display>
-  <Edit>DocumentLibraryForm</Edit>
-  <New>DocumentLibraryForm</New>
-</FormTemplates>
+<p:properties xmlns:p="http://schemas.microsoft.com/office/2006/metadata/properties" xmlns:xsi="http://www.w3.org/2001/XMLSchema-instance" xmlns:pc="http://schemas.microsoft.com/office/infopath/2007/PartnerControls">
+  <documentManagement/>
+</p:properties>
 </file>
 
 <file path=customXml/itemProps1.xml><?xml version="1.0" encoding="utf-8"?>
@@ -36995,10 +37165,9 @@
 </file>
 
 <file path=customXml/itemProps2.xml><?xml version="1.0" encoding="utf-8"?>
-<ds:datastoreItem xmlns:ds="http://schemas.openxmlformats.org/officeDocument/2006/customXml" ds:itemID="{DE4C094D-D12A-45EF-90D1-D76D17B6E427}">
+<ds:datastoreItem xmlns:ds="http://schemas.openxmlformats.org/officeDocument/2006/customXml" ds:itemID="{F99C4A69-2199-4F0E-B095-005F11429EED}">
   <ds:schemaRefs>
-    <ds:schemaRef ds:uri="http://schemas.microsoft.com/office/2006/metadata/properties"/>
-    <ds:schemaRef ds:uri="http://schemas.microsoft.com/office/infopath/2007/PartnerControls"/>
+    <ds:schemaRef ds:uri="http://schemas.microsoft.com/sharepoint/v3/contenttype/forms"/>
   </ds:schemaRefs>
 </ds:datastoreItem>
 </file>
@@ -37012,9 +37181,10 @@
 </file>
 
 <file path=customXml/itemProps4.xml><?xml version="1.0" encoding="utf-8"?>
-<ds:datastoreItem xmlns:ds="http://schemas.openxmlformats.org/officeDocument/2006/customXml" ds:itemID="{F99C4A69-2199-4F0E-B095-005F11429EED}">
+<ds:datastoreItem xmlns:ds="http://schemas.openxmlformats.org/officeDocument/2006/customXml" ds:itemID="{DE4C094D-D12A-45EF-90D1-D76D17B6E427}">
   <ds:schemaRefs>
-    <ds:schemaRef ds:uri="http://schemas.microsoft.com/sharepoint/v3/contenttype/forms"/>
+    <ds:schemaRef ds:uri="http://schemas.microsoft.com/office/2006/metadata/properties"/>
+    <ds:schemaRef ds:uri="http://schemas.microsoft.com/office/infopath/2007/PartnerControls"/>
   </ds:schemaRefs>
 </ds:datastoreItem>
 </file>
